--- a/progress_5.docx
+++ b/progress_5.docx
@@ -100,7 +100,7 @@
           <w:szCs w:val="26"/>
         </w:rPr>
         <w:drawing>
-          <wp:anchor distT="0" distB="0" distL="114300" distR="114300" simplePos="0" relativeHeight="251659264" behindDoc="0" locked="0" layoutInCell="1" allowOverlap="1" wp14:anchorId="08ADD442" wp14:editId="2D512C88">
+          <wp:anchor distT="0" distB="0" distL="114300" distR="114300" simplePos="0" relativeHeight="251659264" behindDoc="0" locked="0" layoutInCell="1" allowOverlap="1" wp14:anchorId="08ADD442" wp14:editId="3C754934">
             <wp:simplePos x="0" y="0"/>
             <wp:positionH relativeFrom="margin">
               <wp:align>center</wp:align>
@@ -343,8 +343,8 @@
         <w:tblLook w:val="04A0" w:firstRow="1" w:lastRow="0" w:firstColumn="1" w:lastColumn="0" w:noHBand="0" w:noVBand="1"/>
       </w:tblPr>
       <w:tblGrid>
-        <w:gridCol w:w="3788"/>
-        <w:gridCol w:w="4146"/>
+        <w:gridCol w:w="3600"/>
+        <w:gridCol w:w="4334"/>
       </w:tblGrid>
       <w:tr>
         <w:trPr>
@@ -352,7 +352,7 @@
         </w:trPr>
         <w:tc>
           <w:tcPr>
-            <w:tcW w:w="2387" w:type="pct"/>
+            <w:tcW w:w="2269" w:type="pct"/>
           </w:tcPr>
           <w:p>
             <w:pPr>
@@ -392,7 +392,7 @@
         </w:tc>
         <w:tc>
           <w:tcPr>
-            <w:tcW w:w="2613" w:type="pct"/>
+            <w:tcW w:w="2731" w:type="pct"/>
           </w:tcPr>
           <w:p>
             <w:pPr>
@@ -532,7 +532,7 @@
         </w:trPr>
         <w:tc>
           <w:tcPr>
-            <w:tcW w:w="2387" w:type="pct"/>
+            <w:tcW w:w="2269" w:type="pct"/>
           </w:tcPr>
           <w:p>
             <w:pPr>
@@ -562,7 +562,7 @@
         </w:tc>
         <w:tc>
           <w:tcPr>
-            <w:tcW w:w="2613" w:type="pct"/>
+            <w:tcW w:w="2731" w:type="pct"/>
           </w:tcPr>
           <w:p>
             <w:pPr>
@@ -825,6 +825,15 @@
     </w:p>
     <w:sdt>
       <w:sdtPr>
+        <w:rPr>
+          <w:rFonts w:asciiTheme="minorHAnsi" w:eastAsiaTheme="minorEastAsia" w:hAnsiTheme="minorHAnsi" w:cstheme="minorBidi"/>
+          <w:color w:val="auto"/>
+          <w:kern w:val="2"/>
+          <w:sz w:val="24"/>
+          <w:szCs w:val="24"/>
+          <w:lang w:eastAsia="zh-CN"/>
+          <w14:ligatures w14:val="standardContextual"/>
+        </w:rPr>
         <w:id w:val="2128429104"/>
         <w:docPartObj>
           <w:docPartGallery w:val="Table of Contents"/>
@@ -833,16 +842,9 @@
       </w:sdtPr>
       <w:sdtEndPr>
         <w:rPr>
-          <w:rFonts w:asciiTheme="minorHAnsi" w:eastAsiaTheme="minorEastAsia" w:hAnsiTheme="minorHAnsi" w:cstheme="minorBidi"/>
           <w:b/>
           <w:bCs/>
           <w:noProof/>
-          <w:color w:val="auto"/>
-          <w:kern w:val="2"/>
-          <w:sz w:val="24"/>
-          <w:szCs w:val="24"/>
-          <w:lang w:eastAsia="zh-CN"/>
-          <w14:ligatures w14:val="standardContextual"/>
         </w:rPr>
       </w:sdtEndPr>
       <w:sdtContent>
@@ -865,7 +867,7 @@
             <w:pStyle w:val="TOC1"/>
             <w:tabs>
               <w:tab w:val="left" w:pos="480"/>
-              <w:tab w:val="right" w:leader="dot" w:pos="10214"/>
+              <w:tab w:val="right" w:leader="dot" w:pos="9350"/>
             </w:tabs>
             <w:rPr>
               <w:rFonts w:asciiTheme="minorHAnsi" w:hAnsiTheme="minorHAnsi"/>
@@ -882,7 +884,7 @@
           <w:r>
             <w:fldChar w:fldCharType="separate"/>
           </w:r>
-          <w:hyperlink w:anchor="_Toc182484397" w:history="1">
+          <w:hyperlink w:anchor="_Toc182562905" w:history="1">
             <w:r>
               <w:rPr>
                 <w:rStyle w:val="Hyperlink"/>
@@ -890,7 +892,6 @@
                 <w:b/>
                 <w:bCs/>
                 <w:noProof/>
-                <w:color w:val="68A0B0" w:themeColor="hyperlink" w:themeTint="BF"/>
               </w:rPr>
               <w:t>1.</w:t>
             </w:r>
@@ -909,7 +910,6 @@
                 <w:b/>
                 <w:bCs/>
                 <w:noProof/>
-                <w:color w:val="68A0B0" w:themeColor="hyperlink" w:themeTint="BF"/>
               </w:rPr>
               <w:t>PROJECT OVERVIEW</w:t>
             </w:r>
@@ -932,7 +932,7 @@
                 <w:noProof/>
                 <w:webHidden/>
               </w:rPr>
-              <w:instrText xml:space="preserve"> PAGEREF _Toc182484397 \h </w:instrText>
+              <w:instrText xml:space="preserve"> PAGEREF _Toc182562905 \h </w:instrText>
             </w:r>
             <w:r>
               <w:rPr>
@@ -968,7 +968,7 @@
             <w:pStyle w:val="TOC1"/>
             <w:tabs>
               <w:tab w:val="left" w:pos="480"/>
-              <w:tab w:val="right" w:leader="dot" w:pos="10214"/>
+              <w:tab w:val="right" w:leader="dot" w:pos="9350"/>
             </w:tabs>
             <w:rPr>
               <w:rFonts w:asciiTheme="minorHAnsi" w:hAnsiTheme="minorHAnsi"/>
@@ -976,7 +976,7 @@
               <w:sz w:val="24"/>
             </w:rPr>
           </w:pPr>
-          <w:hyperlink w:anchor="_Toc182484398" w:history="1">
+          <w:hyperlink w:anchor="_Toc182562906" w:history="1">
             <w:r>
               <w:rPr>
                 <w:rStyle w:val="Hyperlink"/>
@@ -984,7 +984,6 @@
                 <w:b/>
                 <w:bCs/>
                 <w:noProof/>
-                <w:color w:val="68A0B0" w:themeColor="hyperlink" w:themeTint="BF"/>
               </w:rPr>
               <w:t>2.</w:t>
             </w:r>
@@ -1003,7 +1002,6 @@
                 <w:b/>
                 <w:bCs/>
                 <w:noProof/>
-                <w:color w:val="68A0B0" w:themeColor="hyperlink" w:themeTint="BF"/>
               </w:rPr>
               <w:t>PROGRESS</w:t>
             </w:r>
@@ -1026,7 +1024,7 @@
                 <w:noProof/>
                 <w:webHidden/>
               </w:rPr>
-              <w:instrText xml:space="preserve"> PAGEREF _Toc182484398 \h </w:instrText>
+              <w:instrText xml:space="preserve"> PAGEREF _Toc182562906 \h </w:instrText>
             </w:r>
             <w:r>
               <w:rPr>
@@ -1062,7 +1060,7 @@
             <w:pStyle w:val="TOC2"/>
             <w:tabs>
               <w:tab w:val="left" w:pos="960"/>
-              <w:tab w:val="right" w:leader="dot" w:pos="10214"/>
+              <w:tab w:val="right" w:leader="dot" w:pos="9350"/>
             </w:tabs>
             <w:rPr>
               <w:rFonts w:asciiTheme="minorHAnsi" w:hAnsiTheme="minorHAnsi"/>
@@ -1070,7 +1068,7 @@
               <w:sz w:val="24"/>
             </w:rPr>
           </w:pPr>
-          <w:hyperlink w:anchor="_Toc182484399" w:history="1">
+          <w:hyperlink w:anchor="_Toc182562907" w:history="1">
             <w:r>
               <w:rPr>
                 <w:rStyle w:val="Hyperlink"/>
@@ -1118,7 +1116,7 @@
                 <w:noProof/>
                 <w:webHidden/>
               </w:rPr>
-              <w:instrText xml:space="preserve"> PAGEREF _Toc182484399 \h </w:instrText>
+              <w:instrText xml:space="preserve"> PAGEREF _Toc182562907 \h </w:instrText>
             </w:r>
             <w:r>
               <w:rPr>
@@ -1154,7 +1152,7 @@
             <w:pStyle w:val="TOC2"/>
             <w:tabs>
               <w:tab w:val="left" w:pos="960"/>
-              <w:tab w:val="right" w:leader="dot" w:pos="10214"/>
+              <w:tab w:val="right" w:leader="dot" w:pos="9350"/>
             </w:tabs>
             <w:rPr>
               <w:rFonts w:asciiTheme="minorHAnsi" w:hAnsiTheme="minorHAnsi"/>
@@ -1162,7 +1160,7 @@
               <w:sz w:val="24"/>
             </w:rPr>
           </w:pPr>
-          <w:hyperlink w:anchor="_Toc182484400" w:history="1">
+          <w:hyperlink w:anchor="_Toc182562908" w:history="1">
             <w:r>
               <w:rPr>
                 <w:rStyle w:val="Hyperlink"/>
@@ -1210,7 +1208,7 @@
                 <w:noProof/>
                 <w:webHidden/>
               </w:rPr>
-              <w:instrText xml:space="preserve"> PAGEREF _Toc182484400 \h </w:instrText>
+              <w:instrText xml:space="preserve"> PAGEREF _Toc182562908 \h </w:instrText>
             </w:r>
             <w:r>
               <w:rPr>
@@ -1246,7 +1244,7 @@
             <w:pStyle w:val="TOC2"/>
             <w:tabs>
               <w:tab w:val="left" w:pos="960"/>
-              <w:tab w:val="right" w:leader="dot" w:pos="10214"/>
+              <w:tab w:val="right" w:leader="dot" w:pos="9350"/>
             </w:tabs>
             <w:rPr>
               <w:rFonts w:asciiTheme="minorHAnsi" w:hAnsiTheme="minorHAnsi"/>
@@ -1254,7 +1252,7 @@
               <w:sz w:val="24"/>
             </w:rPr>
           </w:pPr>
-          <w:hyperlink w:anchor="_Toc182484401" w:history="1">
+          <w:hyperlink w:anchor="_Toc182562909" w:history="1">
             <w:r>
               <w:rPr>
                 <w:rStyle w:val="Hyperlink"/>
@@ -1302,7 +1300,7 @@
                 <w:noProof/>
                 <w:webHidden/>
               </w:rPr>
-              <w:instrText xml:space="preserve"> PAGEREF _Toc182484401 \h </w:instrText>
+              <w:instrText xml:space="preserve"> PAGEREF _Toc182562909 \h </w:instrText>
             </w:r>
             <w:r>
               <w:rPr>
@@ -1338,7 +1336,7 @@
             <w:pStyle w:val="TOC2"/>
             <w:tabs>
               <w:tab w:val="left" w:pos="960"/>
-              <w:tab w:val="right" w:leader="dot" w:pos="10214"/>
+              <w:tab w:val="right" w:leader="dot" w:pos="9350"/>
             </w:tabs>
             <w:rPr>
               <w:rFonts w:asciiTheme="minorHAnsi" w:hAnsiTheme="minorHAnsi"/>
@@ -1346,7 +1344,7 @@
               <w:sz w:val="24"/>
             </w:rPr>
           </w:pPr>
-          <w:hyperlink w:anchor="_Toc182484402" w:history="1">
+          <w:hyperlink w:anchor="_Toc182562910" w:history="1">
             <w:r>
               <w:rPr>
                 <w:rStyle w:val="Hyperlink"/>
@@ -1394,7 +1392,7 @@
                 <w:noProof/>
                 <w:webHidden/>
               </w:rPr>
-              <w:instrText xml:space="preserve"> PAGEREF _Toc182484402 \h </w:instrText>
+              <w:instrText xml:space="preserve"> PAGEREF _Toc182562910 \h </w:instrText>
             </w:r>
             <w:r>
               <w:rPr>
@@ -1430,7 +1428,7 @@
             <w:pStyle w:val="TOC1"/>
             <w:tabs>
               <w:tab w:val="left" w:pos="480"/>
-              <w:tab w:val="right" w:leader="dot" w:pos="10214"/>
+              <w:tab w:val="right" w:leader="dot" w:pos="9350"/>
             </w:tabs>
             <w:rPr>
               <w:rFonts w:asciiTheme="minorHAnsi" w:hAnsiTheme="minorHAnsi"/>
@@ -1438,7 +1436,7 @@
               <w:sz w:val="24"/>
             </w:rPr>
           </w:pPr>
-          <w:hyperlink w:anchor="_Toc182484403" w:history="1">
+          <w:hyperlink w:anchor="_Toc182562911" w:history="1">
             <w:r>
               <w:rPr>
                 <w:rStyle w:val="Hyperlink"/>
@@ -1446,7 +1444,6 @@
                 <w:b/>
                 <w:bCs/>
                 <w:noProof/>
-                <w:color w:val="68A0B0" w:themeColor="hyperlink" w:themeTint="BF"/>
               </w:rPr>
               <w:t>3.</w:t>
             </w:r>
@@ -1465,9 +1462,8 @@
                 <w:b/>
                 <w:bCs/>
                 <w:noProof/>
-                <w:color w:val="68A0B0" w:themeColor="hyperlink" w:themeTint="BF"/>
-              </w:rPr>
-              <w:t>PLAN FOR REMAIN TIME OF THIS COURSE TO COMPLETE THE PROJECT</w:t>
+              </w:rPr>
+              <w:t>PLAN FOR REMAIN TIME TO COMPLETE THE PROJECT</w:t>
             </w:r>
             <w:r>
               <w:rPr>
@@ -1488,7 +1484,7 @@
                 <w:noProof/>
                 <w:webHidden/>
               </w:rPr>
-              <w:instrText xml:space="preserve"> PAGEREF _Toc182484403 \h </w:instrText>
+              <w:instrText xml:space="preserve"> PAGEREF _Toc182562911 \h </w:instrText>
             </w:r>
             <w:r>
               <w:rPr>
@@ -1568,7 +1564,7 @@
           <w:u w:val="single"/>
         </w:rPr>
       </w:pPr>
-      <w:bookmarkStart w:id="0" w:name="_Toc182484397"/>
+      <w:bookmarkStart w:id="0" w:name="_Toc182562905"/>
       <w:r>
         <w:rPr>
           <w:rFonts w:ascii="Times New Roman" w:hAnsi="Times New Roman" w:cs="Times New Roman"/>
@@ -1681,7 +1677,7 @@
           <w:u w:val="single"/>
         </w:rPr>
       </w:pPr>
-      <w:bookmarkStart w:id="1" w:name="_Toc182484398"/>
+      <w:bookmarkStart w:id="1" w:name="_Toc182562906"/>
       <w:r>
         <w:rPr>
           <w:rFonts w:ascii="Times New Roman" w:hAnsi="Times New Roman" w:cs="Times New Roman"/>
@@ -1726,7 +1722,7 @@
           <w:u w:val="single"/>
         </w:rPr>
       </w:pPr>
-      <w:bookmarkStart w:id="2" w:name="_Toc182484399"/>
+      <w:bookmarkStart w:id="2" w:name="_Toc182562907"/>
       <w:r>
         <w:rPr>
           <w:rFonts w:ascii="Times New Roman" w:hAnsi="Times New Roman" w:cs="Times New Roman"/>
@@ -1787,7 +1783,39 @@
           <w:sz w:val="26"/>
           <w:szCs w:val="26"/>
         </w:rPr>
-        <w:t xml:space="preserve">, from … to … </w:t>
+        <w:t xml:space="preserve">, from </w:t>
+      </w:r>
+      <w:r>
+        <w:rPr>
+          <w:rFonts w:ascii="Times New Roman" w:hAnsi="Times New Roman" w:cs="Times New Roman"/>
+          <w:sz w:val="26"/>
+          <w:szCs w:val="26"/>
+        </w:rPr>
+        <w:t>1884</w:t>
+      </w:r>
+      <w:r>
+        <w:rPr>
+          <w:rFonts w:ascii="Times New Roman" w:hAnsi="Times New Roman" w:cs="Times New Roman"/>
+          <w:sz w:val="26"/>
+          <w:szCs w:val="26"/>
+        </w:rPr>
+        <w:t xml:space="preserve"> to </w:t>
+      </w:r>
+      <w:r>
+        <w:rPr>
+          <w:rFonts w:ascii="Times New Roman" w:hAnsi="Times New Roman" w:cs="Times New Roman"/>
+          <w:sz w:val="26"/>
+          <w:szCs w:val="26"/>
+        </w:rPr>
+        <w:t>1100 samples</w:t>
+      </w:r>
+      <w:r>
+        <w:rPr>
+          <w:rFonts w:ascii="Times New Roman" w:hAnsi="Times New Roman" w:cs="Times New Roman"/>
+          <w:sz w:val="26"/>
+          <w:szCs w:val="26"/>
+        </w:rPr>
+        <w:t xml:space="preserve"> </w:t>
       </w:r>
       <w:r>
         <w:rPr>
@@ -1823,6 +1851,48 @@
           <w:szCs w:val="26"/>
         </w:rPr>
       </w:pPr>
+      <w:r>
+        <w:rPr>
+          <w:rFonts w:ascii="Times New Roman" w:hAnsi="Times New Roman" w:cs="Times New Roman"/>
+          <w:sz w:val="26"/>
+          <w:szCs w:val="26"/>
+        </w:rPr>
+        <w:drawing>
+          <wp:inline distT="0" distB="0" distL="0" distR="0" wp14:anchorId="22DCAD83" wp14:editId="13C6B568">
+            <wp:extent cx="5943600" cy="1266825"/>
+            <wp:effectExtent l="0" t="0" r="0" b="9525"/>
+            <wp:docPr id="789043046" name="Picture 1" descr="A screenshot of a computer&#10;&#10;Description automatically generated"/>
+            <wp:cNvGraphicFramePr>
+              <a:graphicFrameLocks xmlns:a="http://schemas.openxmlformats.org/drawingml/2006/main" noChangeAspect="1"/>
+            </wp:cNvGraphicFramePr>
+            <a:graphic xmlns:a="http://schemas.openxmlformats.org/drawingml/2006/main">
+              <a:graphicData uri="http://schemas.openxmlformats.org/drawingml/2006/picture">
+                <pic:pic xmlns:pic="http://schemas.openxmlformats.org/drawingml/2006/picture">
+                  <pic:nvPicPr>
+                    <pic:cNvPr id="789043046" name="Picture 1" descr="A screenshot of a computer&#10;&#10;Description automatically generated"/>
+                    <pic:cNvPicPr/>
+                  </pic:nvPicPr>
+                  <pic:blipFill>
+                    <a:blip r:embed="rId9"/>
+                    <a:stretch>
+                      <a:fillRect/>
+                    </a:stretch>
+                  </pic:blipFill>
+                  <pic:spPr>
+                    <a:xfrm>
+                      <a:off x="0" y="0"/>
+                      <a:ext cx="5943600" cy="1266825"/>
+                    </a:xfrm>
+                    <a:prstGeom prst="rect">
+                      <a:avLst/>
+                    </a:prstGeom>
+                  </pic:spPr>
+                </pic:pic>
+              </a:graphicData>
+            </a:graphic>
+          </wp:inline>
+        </w:drawing>
+      </w:r>
     </w:p>
     <w:p>
       <w:pPr>
@@ -1842,7 +1912,7 @@
           <w:u w:val="single"/>
         </w:rPr>
       </w:pPr>
-      <w:bookmarkStart w:id="3" w:name="_Toc182484400"/>
+      <w:bookmarkStart w:id="3" w:name="_Toc182562908"/>
       <w:r>
         <w:rPr>
           <w:rFonts w:ascii="Times New Roman" w:hAnsi="Times New Roman" w:cs="Times New Roman"/>
@@ -1881,15 +1951,7 @@
           <w:sz w:val="26"/>
           <w:szCs w:val="26"/>
         </w:rPr>
-        <w:t xml:space="preserve"> </w:t>
-      </w:r>
-      <w:r>
-        <w:rPr>
-          <w:rFonts w:ascii="Times New Roman" w:hAnsi="Times New Roman" w:cs="Times New Roman"/>
-          <w:sz w:val="26"/>
-          <w:szCs w:val="26"/>
-        </w:rPr>
-        <w:t>In each cosmetic and dietary supplement category, which country's products have the highest sales prices and ratings, and how does this indicate supply trends? And vice versa?</w:t>
+        <w:t xml:space="preserve"> In each cosmetic and dietary supplement category, which country's products have the highest sales prices and ratings, and how does this indicate supply trends? And vice versa?</w:t>
       </w:r>
     </w:p>
     <w:p>
@@ -1912,15 +1974,7 @@
           <w:sz w:val="26"/>
           <w:szCs w:val="26"/>
         </w:rPr>
-        <w:t>Reason</w:t>
-      </w:r>
-      <w:r>
-        <w:rPr>
-          <w:rFonts w:ascii="Times New Roman" w:hAnsi="Times New Roman" w:cs="Times New Roman"/>
-          <w:sz w:val="26"/>
-          <w:szCs w:val="26"/>
-        </w:rPr>
-        <w:t>: Identifying countries with high-priced products and best reviews helps understand supply trends and international source quality.</w:t>
+        <w:t>Reason: Identifying countries with high-priced products and best reviews helps understand supply trends and international source quality.</w:t>
       </w:r>
     </w:p>
     <w:p>
@@ -1940,6 +1994,7 @@
           <w:sz w:val="26"/>
           <w:szCs w:val="26"/>
         </w:rPr>
+        <w:lastRenderedPageBreak/>
         <w:t>Question 2:</w:t>
       </w:r>
       <w:r>
@@ -1948,31 +2003,7 @@
           <w:sz w:val="26"/>
           <w:szCs w:val="26"/>
         </w:rPr>
-        <w:t xml:space="preserve"> </w:t>
-      </w:r>
-      <w:r>
-        <w:rPr>
-          <w:rFonts w:ascii="Times New Roman" w:hAnsi="Times New Roman" w:cs="Times New Roman"/>
-          <w:sz w:val="26"/>
-          <w:szCs w:val="26"/>
-        </w:rPr>
-        <w:t xml:space="preserve">Product categories with general functions are produced </w:t>
-      </w:r>
-      <w:r>
-        <w:rPr>
-          <w:rFonts w:ascii="Times New Roman" w:hAnsi="Times New Roman" w:cs="Times New Roman"/>
-          <w:sz w:val="26"/>
-          <w:szCs w:val="26"/>
-        </w:rPr>
-        <w:t>on</w:t>
-      </w:r>
-      <w:r>
-        <w:rPr>
-          <w:rFonts w:ascii="Times New Roman" w:hAnsi="Times New Roman" w:cs="Times New Roman"/>
-          <w:sz w:val="26"/>
-          <w:szCs w:val="26"/>
-        </w:rPr>
-        <w:t xml:space="preserve"> many continents? Which famous brands are associated with the leading countries in the continent?</w:t>
+        <w:t xml:space="preserve"> Product categories with general functions are produced on many continents? Which famous brands are associated with the leading countries in the continent?</w:t>
       </w:r>
     </w:p>
     <w:p>
@@ -1995,15 +2026,7 @@
           <w:sz w:val="26"/>
           <w:szCs w:val="26"/>
         </w:rPr>
-        <w:t xml:space="preserve">Reason: </w:t>
-      </w:r>
-      <w:r>
-        <w:rPr>
-          <w:rFonts w:ascii="Times New Roman" w:hAnsi="Times New Roman" w:cs="Times New Roman"/>
-          <w:sz w:val="26"/>
-          <w:szCs w:val="26"/>
-        </w:rPr>
-        <w:t>Analyzing famous brands from leading countries helps understand cross-functional product distribution and brand influence by continent.</w:t>
+        <w:t>Reason: Analyzing famous brands from leading countries helps understand cross-functional product distribution and brand influence by continent.</w:t>
       </w:r>
     </w:p>
     <w:p>
@@ -2023,7 +2046,6 @@
           <w:sz w:val="26"/>
           <w:szCs w:val="26"/>
         </w:rPr>
-        <w:lastRenderedPageBreak/>
         <w:t>Question 3:</w:t>
       </w:r>
       <w:r>
@@ -2032,31 +2054,7 @@
           <w:sz w:val="26"/>
           <w:szCs w:val="26"/>
         </w:rPr>
-        <w:t xml:space="preserve"> </w:t>
-      </w:r>
-      <w:r>
-        <w:rPr>
-          <w:rFonts w:ascii="Times New Roman" w:hAnsi="Times New Roman" w:cs="Times New Roman"/>
-          <w:sz w:val="26"/>
-          <w:szCs w:val="26"/>
-        </w:rPr>
-        <w:t xml:space="preserve">In each </w:t>
-      </w:r>
-      <w:r>
-        <w:rPr>
-          <w:rFonts w:ascii="Times New Roman" w:hAnsi="Times New Roman" w:cs="Times New Roman"/>
-          <w:sz w:val="26"/>
-          <w:szCs w:val="26"/>
-        </w:rPr>
-        <w:t>cosmetic</w:t>
-      </w:r>
-      <w:r>
-        <w:rPr>
-          <w:rFonts w:ascii="Times New Roman" w:hAnsi="Times New Roman" w:cs="Times New Roman"/>
-          <w:sz w:val="26"/>
-          <w:szCs w:val="26"/>
-        </w:rPr>
-        <w:t xml:space="preserve"> and dietary supplement category, which countries have the highest market share, and how does this indicate supply trends?</w:t>
+        <w:t xml:space="preserve"> In each cosmetic and dietary supplement category, which countries have the highest market share, and how does this indicate supply trends?</w:t>
       </w:r>
     </w:p>
     <w:p>
@@ -2079,15 +2077,7 @@
           <w:sz w:val="26"/>
           <w:szCs w:val="26"/>
         </w:rPr>
-        <w:t xml:space="preserve">Reason: </w:t>
-      </w:r>
-      <w:r>
-        <w:rPr>
-          <w:rFonts w:ascii="Times New Roman" w:hAnsi="Times New Roman" w:cs="Times New Roman"/>
-          <w:sz w:val="26"/>
-          <w:szCs w:val="26"/>
-        </w:rPr>
-        <w:t>Countries with high market shares reflect each country's competitiveness and product supply trends.</w:t>
+        <w:t>Reason: Countries with high market shares reflect each country's competitiveness and product supply trends.</w:t>
       </w:r>
     </w:p>
     <w:p>
@@ -2115,15 +2105,7 @@
           <w:sz w:val="26"/>
           <w:szCs w:val="26"/>
         </w:rPr>
-        <w:t xml:space="preserve"> </w:t>
-      </w:r>
-      <w:r>
-        <w:rPr>
-          <w:rFonts w:ascii="Times New Roman" w:hAnsi="Times New Roman" w:cs="Times New Roman"/>
-          <w:sz w:val="26"/>
-          <w:szCs w:val="26"/>
-        </w:rPr>
-        <w:t>Which format is more popular and easier to use according to category?</w:t>
+        <w:t xml:space="preserve"> Which format is more popular and easier to use according to category?</w:t>
       </w:r>
     </w:p>
     <w:p>
@@ -2146,15 +2128,7 @@
           <w:sz w:val="26"/>
           <w:szCs w:val="26"/>
         </w:rPr>
-        <w:t xml:space="preserve">Reason: </w:t>
-      </w:r>
-      <w:r>
-        <w:rPr>
-          <w:rFonts w:ascii="Times New Roman" w:hAnsi="Times New Roman" w:cs="Times New Roman"/>
-          <w:sz w:val="26"/>
-          <w:szCs w:val="26"/>
-        </w:rPr>
-        <w:t>Popular formats help analyze preference and convenience across product categories.</w:t>
+        <w:t>Reason: Popular formats help analyze preference and convenience across product categories.</w:t>
       </w:r>
     </w:p>
     <w:p>
@@ -2182,15 +2156,7 @@
           <w:sz w:val="26"/>
           <w:szCs w:val="26"/>
         </w:rPr>
-        <w:t xml:space="preserve"> </w:t>
-      </w:r>
-      <w:r>
-        <w:rPr>
-          <w:rFonts w:ascii="Times New Roman" w:hAnsi="Times New Roman" w:cs="Times New Roman"/>
-          <w:sz w:val="26"/>
-          <w:szCs w:val="26"/>
-        </w:rPr>
-        <w:t>Price distribution of products of famous brands</w:t>
+        <w:t xml:space="preserve"> Price distribution of products of famous brands</w:t>
       </w:r>
     </w:p>
     <w:p>
@@ -2213,15 +2179,7 @@
           <w:sz w:val="26"/>
           <w:szCs w:val="26"/>
         </w:rPr>
-        <w:t xml:space="preserve">Reason: </w:t>
-      </w:r>
-      <w:r>
-        <w:rPr>
-          <w:rFonts w:ascii="Times New Roman" w:hAnsi="Times New Roman" w:cs="Times New Roman"/>
-          <w:sz w:val="26"/>
-          <w:szCs w:val="26"/>
-        </w:rPr>
-        <w:t>Price distribution analysis helps understand market stratification and pricing strategies of famous brands.</w:t>
+        <w:t>Reason: Price distribution analysis helps understand market stratification and pricing strategies of famous brands.</w:t>
       </w:r>
     </w:p>
     <w:p>
@@ -2253,7 +2211,7 @@
           <w:u w:val="single"/>
         </w:rPr>
       </w:pPr>
-      <w:bookmarkStart w:id="4" w:name="_Toc182484401"/>
+      <w:bookmarkStart w:id="4" w:name="_Toc182562909"/>
       <w:r>
         <w:rPr>
           <w:rFonts w:ascii="Times New Roman" w:hAnsi="Times New Roman" w:cs="Times New Roman"/>
@@ -2362,7 +2320,7 @@
           <w:u w:val="single"/>
         </w:rPr>
       </w:pPr>
-      <w:bookmarkStart w:id="5" w:name="_Toc182484402"/>
+      <w:bookmarkStart w:id="5" w:name="_Toc182562910"/>
       <w:r>
         <w:rPr>
           <w:rFonts w:ascii="Times New Roman" w:hAnsi="Times New Roman" w:cs="Times New Roman"/>
@@ -2475,7 +2433,7 @@
           <w:u w:val="single"/>
         </w:rPr>
       </w:pPr>
-      <w:bookmarkStart w:id="6" w:name="_Toc182484403"/>
+      <w:bookmarkStart w:id="6" w:name="_Toc182562911"/>
       <w:r>
         <w:rPr>
           <w:rFonts w:ascii="Times New Roman" w:hAnsi="Times New Roman" w:cs="Times New Roman"/>
@@ -2486,7 +2444,7 @@
           <w:szCs w:val="26"/>
           <w:u w:val="single"/>
         </w:rPr>
-        <w:t>PLAN FOR REMAIN TIME OF THIS COURSE TO COMPLETE THE PROJECT</w:t>
+        <w:t>PLAN FOR REMAIN TIME TO COMPLETE THE PROJECT</w:t>
       </w:r>
       <w:bookmarkEnd w:id="6"/>
     </w:p>
@@ -2505,7 +2463,16 @@
           <w:sz w:val="26"/>
           <w:szCs w:val="26"/>
         </w:rPr>
-        <w:t>Our team is still on track with our original plan. So far, although we are having difficulty with the lack of data to be able to form meaningful questions, we have still ensured the minimum requirements set by the lecturer. We will continue to proceed with the project with the next stages based on the collected data set, at the same time, exploiting new data information from other websites to try to overcome the problems mentioned above.</w:t>
+        <w:t xml:space="preserve">Our team is still on track with our original plan. So far, although we are having difficulty with the lack of data to be able to form meaningful questions, we have still ensured the minimum requirements set by the lecturer. We will continue to proceed with the project </w:t>
+      </w:r>
+      <w:r>
+        <w:rPr>
+          <w:rFonts w:ascii="Times New Roman" w:hAnsi="Times New Roman" w:cs="Times New Roman"/>
+          <w:sz w:val="26"/>
+          <w:szCs w:val="26"/>
+        </w:rPr>
+        <w:lastRenderedPageBreak/>
+        <w:t>with the next stages based on the collected data set, at the same time, exploiting new data information from other websites to try to overcome the problems mentioned above.</w:t>
       </w:r>
     </w:p>
     <w:p>
@@ -2564,7 +2531,6 @@
                 <w:sz w:val="26"/>
                 <w:szCs w:val="26"/>
               </w:rPr>
-              <w:lastRenderedPageBreak/>
               <w:t>STT</w:t>
             </w:r>
           </w:p>
@@ -2649,17 +2615,7 @@
                 <w:sz w:val="26"/>
                 <w:szCs w:val="26"/>
               </w:rPr>
-              <w:t>P</w:t>
-            </w:r>
-            <w:r>
-              <w:rPr>
-                <w:rFonts w:ascii="Times New Roman" w:hAnsi="Times New Roman" w:cs="Times New Roman"/>
-                <w:b/>
-                <w:bCs/>
-                <w:sz w:val="26"/>
-                <w:szCs w:val="26"/>
-              </w:rPr>
-              <w:t>erson in charge</w:t>
+              <w:t>Person in charge</w:t>
             </w:r>
           </w:p>
         </w:tc>
@@ -3603,119 +3559,9 @@
         </w:rPr>
       </w:pPr>
     </w:p>
-    <w:p>
-      <w:pPr>
-        <w:jc w:val="both"/>
-        <w:rPr>
-          <w:rFonts w:ascii="Times New Roman" w:hAnsi="Times New Roman" w:cs="Times New Roman"/>
-          <w:sz w:val="26"/>
-          <w:szCs w:val="26"/>
-        </w:rPr>
-      </w:pPr>
-    </w:p>
-    <w:p>
-      <w:pPr>
-        <w:jc w:val="both"/>
-        <w:rPr>
-          <w:rFonts w:ascii="Times New Roman" w:hAnsi="Times New Roman" w:cs="Times New Roman"/>
-          <w:sz w:val="26"/>
-          <w:szCs w:val="26"/>
-        </w:rPr>
-      </w:pPr>
-    </w:p>
-    <w:p>
-      <w:pPr>
-        <w:jc w:val="both"/>
-        <w:rPr>
-          <w:rFonts w:ascii="Times New Roman" w:hAnsi="Times New Roman" w:cs="Times New Roman"/>
-          <w:sz w:val="26"/>
-          <w:szCs w:val="26"/>
-        </w:rPr>
-      </w:pPr>
-    </w:p>
-    <w:p>
-      <w:pPr>
-        <w:jc w:val="both"/>
-        <w:rPr>
-          <w:rFonts w:ascii="Times New Roman" w:hAnsi="Times New Roman" w:cs="Times New Roman"/>
-          <w:sz w:val="26"/>
-          <w:szCs w:val="26"/>
-        </w:rPr>
-      </w:pPr>
-    </w:p>
-    <w:p>
-      <w:pPr>
-        <w:jc w:val="both"/>
-        <w:rPr>
-          <w:rFonts w:ascii="Times New Roman" w:hAnsi="Times New Roman" w:cs="Times New Roman"/>
-          <w:sz w:val="26"/>
-          <w:szCs w:val="26"/>
-        </w:rPr>
-      </w:pPr>
-    </w:p>
-    <w:p>
-      <w:pPr>
-        <w:jc w:val="both"/>
-        <w:rPr>
-          <w:rFonts w:ascii="Times New Roman" w:hAnsi="Times New Roman" w:cs="Times New Roman"/>
-          <w:sz w:val="26"/>
-          <w:szCs w:val="26"/>
-        </w:rPr>
-      </w:pPr>
-    </w:p>
-    <w:p>
-      <w:pPr>
-        <w:jc w:val="both"/>
-        <w:rPr>
-          <w:rFonts w:ascii="Times New Roman" w:hAnsi="Times New Roman" w:cs="Times New Roman"/>
-          <w:sz w:val="26"/>
-          <w:szCs w:val="26"/>
-        </w:rPr>
-      </w:pPr>
-    </w:p>
-    <w:p>
-      <w:pPr>
-        <w:jc w:val="both"/>
-        <w:rPr>
-          <w:rFonts w:ascii="Times New Roman" w:hAnsi="Times New Roman" w:cs="Times New Roman"/>
-          <w:sz w:val="26"/>
-          <w:szCs w:val="26"/>
-        </w:rPr>
-      </w:pPr>
-    </w:p>
-    <w:p>
-      <w:pPr>
-        <w:jc w:val="both"/>
-        <w:rPr>
-          <w:rFonts w:ascii="Times New Roman" w:hAnsi="Times New Roman" w:cs="Times New Roman"/>
-          <w:sz w:val="26"/>
-          <w:szCs w:val="26"/>
-        </w:rPr>
-      </w:pPr>
-    </w:p>
-    <w:p>
-      <w:pPr>
-        <w:jc w:val="both"/>
-        <w:rPr>
-          <w:rFonts w:ascii="Times New Roman" w:hAnsi="Times New Roman" w:cs="Times New Roman"/>
-          <w:sz w:val="26"/>
-          <w:szCs w:val="26"/>
-        </w:rPr>
-      </w:pPr>
-    </w:p>
-    <w:p>
-      <w:pPr>
-        <w:jc w:val="both"/>
-        <w:rPr>
-          <w:rFonts w:ascii="Times New Roman" w:hAnsi="Times New Roman" w:cs="Times New Roman"/>
-          <w:sz w:val="26"/>
-          <w:szCs w:val="26"/>
-        </w:rPr>
-      </w:pPr>
-    </w:p>
     <w:sectPr>
-      <w:headerReference w:type="default" r:id="rId9"/>
-      <w:footerReference w:type="default" r:id="rId10"/>
+      <w:headerReference w:type="default" r:id="rId10"/>
+      <w:footerReference w:type="default" r:id="rId11"/>
       <w:pgSz w:w="12240" w:h="15840"/>
       <w:pgMar w:top="1440" w:right="1440" w:bottom="1440" w:left="1440" w:header="720" w:footer="720" w:gutter="0"/>
       <w:pgBorders w:display="firstPage" w:offsetFrom="page">
@@ -5159,6 +5005,7 @@
   <w:style w:type="character" w:default="1" w:styleId="DefaultParagraphFont">
     <w:name w:val="Default Paragraph Font"/>
     <w:uiPriority w:val="1"/>
+    <w:semiHidden/>
     <w:unhideWhenUsed/>
   </w:style>
   <w:style w:type="table" w:default="1" w:styleId="TableNormal">
